--- a/데이터베이스/DB_Day1_기초_정리본.docx
+++ b/데이터베이스/DB_Day1_기초_정리본.docx
@@ -1787,400 +1787,6 @@
         </w:tc>
       </w:tr>
     </w:tbl>
-    <w:p>
-      <w:r>
-        <w:br w:type="page"/>
-      </w:r>
-    </w:p>
-    <w:p>
-      <w:pPr>
-        <w:pStyle w:val="Heading1"/>
-      </w:pPr>
-      <w:r>
-        <w:t xml:space="preserve">확인 퀴즈</w:t>
-      </w:r>
-    </w:p>
-    <w:p>
-      <w:pPr>
-        <w:spacing w:after="120" w:line="276"/>
-      </w:pPr>
-      <w:r>
-        <w:t xml:space="preserve">총 6문항. 풀어본 뒤 다음 페이지 정답으로 채점하세요.</w:t>
-      </w:r>
-    </w:p>
-    <w:p>
-      <w:pPr>
-        <w:pStyle w:val="ListParagraph"/>
-        <w:numPr>
-          <w:ilvl w:val="0"/>
-          <w:numId w:val="3"/>
-        </w:numPr>
-        <w:spacing w:after="80" w:line="264"/>
-      </w:pPr>
-      <w:r>
-        <w:t xml:space="preserve">데이터·정보·지식의 차이를 각각 한 줄로 설명하라.</w:t>
-      </w:r>
-    </w:p>
-    <w:p>
-      <w:pPr>
-        <w:pStyle w:val="ListParagraph"/>
-        <w:numPr>
-          <w:ilvl w:val="0"/>
-          <w:numId w:val="3"/>
-        </w:numPr>
-        <w:spacing w:after="80" w:line="264"/>
-      </w:pPr>
-      <w:r>
-        <w:t xml:space="preserve">데이터베이스의 4가지 개념(통합·저장·운영·공용)은 각각 무엇인가?</w:t>
-      </w:r>
-    </w:p>
-    <w:p>
-      <w:pPr>
-        <w:pStyle w:val="ListParagraph"/>
-        <w:numPr>
-          <w:ilvl w:val="0"/>
-          <w:numId w:val="3"/>
-        </w:numPr>
-        <w:spacing w:after="80" w:line="264"/>
-      </w:pPr>
-      <w:r>
-        <w:t xml:space="preserve">파일 시스템 대비 DBMS의 핵심 장점 두 가지는?</w:t>
-      </w:r>
-    </w:p>
-    <w:p>
-      <w:pPr>
-        <w:pStyle w:val="ListParagraph"/>
-        <w:numPr>
-          <w:ilvl w:val="0"/>
-          <w:numId w:val="3"/>
-        </w:numPr>
-        <w:spacing w:after="80" w:line="264"/>
-      </w:pPr>
-      <w:r>
-        <w:t xml:space="preserve">3단계 스키마(외부·개념·내부)는 각각 누가 보는 관점이며 몇 개씩 존재하는가?</w:t>
-      </w:r>
-    </w:p>
-    <w:p>
-      <w:pPr>
-        <w:pStyle w:val="ListParagraph"/>
-        <w:numPr>
-          <w:ilvl w:val="0"/>
-          <w:numId w:val="3"/>
-        </w:numPr>
-        <w:spacing w:after="80" w:line="264"/>
-      </w:pPr>
-      <w:r>
-        <w:t xml:space="preserve">논리적 데이터 독립성과 물리적 데이터 독립성의 차이는?</w:t>
-      </w:r>
-    </w:p>
-    <w:p>
-      <w:pPr>
-        <w:pStyle w:val="ListParagraph"/>
-        <w:numPr>
-          <w:ilvl w:val="0"/>
-          <w:numId w:val="3"/>
-        </w:numPr>
-        <w:spacing w:after="80" w:line="264"/>
-      </w:pPr>
-      <w:r>
-        <w:t xml:space="preserve">매핑(사상)의 두 종류는 무엇인가?</w:t>
-      </w:r>
-    </w:p>
-    <w:p>
-      <w:r>
-        <w:br w:type="page"/>
-      </w:r>
-    </w:p>
-    <w:p>
-      <w:pPr>
-        <w:pStyle w:val="Heading1"/>
-      </w:pPr>
-      <w:r>
-        <w:t xml:space="preserve">정답 및 해설</w:t>
-      </w:r>
-    </w:p>
-    <w:p>
-      <w:pPr>
-        <w:shd w:fill="E2EFDA" w:val="clear"/>
-        <w:spacing w:after="100" w:line="264"/>
-      </w:pPr>
-      <w:r>
-        <w:rPr>
-          <w:b/>
-          <w:bCs/>
-          <w:color w:val="375623"/>
-        </w:rPr>
-        <w:t xml:space="preserve">1. </w:t>
-      </w:r>
-      <w:r>
-        <w:rPr>
-          <w:b/>
-          <w:bCs/>
-        </w:rPr>
-        <w:t xml:space="preserve">데이터</w:t>
-      </w:r>
-      <w:r>
-        <w:t xml:space="preserve">=관찰 결과의 실제 값, </w:t>
-      </w:r>
-      <w:r>
-        <w:rPr>
-          <w:b/>
-          <w:bCs/>
-        </w:rPr>
-        <w:t xml:space="preserve">정보</w:t>
-      </w:r>
-      <w:r>
-        <w:t xml:space="preserve">=데이터에 의미를 부여한 것, </w:t>
-      </w:r>
-      <w:r>
-        <w:rPr>
-          <w:b/>
-          <w:bCs/>
-        </w:rPr>
-        <w:t xml:space="preserve">지식</w:t>
-      </w:r>
-      <w:r>
-        <w:t xml:space="preserve">=현상에 대한 이해(데이터+정보→이해→지식).</w:t>
-      </w:r>
-    </w:p>
-    <w:p>
-      <w:pPr>
-        <w:shd w:fill="E2EFDA" w:val="clear"/>
-        <w:spacing w:after="100" w:line="264"/>
-      </w:pPr>
-      <w:r>
-        <w:rPr>
-          <w:b/>
-          <w:bCs/>
-          <w:color w:val="375623"/>
-        </w:rPr>
-        <w:t xml:space="preserve">2. </w:t>
-      </w:r>
-      <w:r>
-        <w:rPr>
-          <w:b/>
-          <w:bCs/>
-        </w:rPr>
-        <w:t xml:space="preserve">통합</w:t>
-      </w:r>
-      <w:r>
-        <w:t xml:space="preserve">(중복 최소화로 불일치 제거), </w:t>
-      </w:r>
-      <w:r>
-        <w:rPr>
-          <w:b/>
-          <w:bCs/>
-        </w:rPr>
-        <w:t xml:space="preserve">저장</w:t>
-      </w:r>
-      <w:r>
-        <w:t xml:space="preserve">(컴퓨터 저장장치에 저장), </w:t>
-      </w:r>
-      <w:r>
-        <w:rPr>
-          <w:b/>
-          <w:bCs/>
-        </w:rPr>
-        <w:t xml:space="preserve">운영</w:t>
-      </w:r>
-      <w:r>
-        <w:t xml:space="preserve">(업무 목적으로 사용), </w:t>
-      </w:r>
-      <w:r>
-        <w:rPr>
-          <w:b/>
-          <w:bCs/>
-        </w:rPr>
-        <w:t xml:space="preserve">공용</w:t>
-      </w:r>
-      <w:r>
-        <w:t xml:space="preserve">(여러 업무가 공동 사용).</w:t>
-      </w:r>
-    </w:p>
-    <w:p>
-      <w:pPr>
-        <w:shd w:fill="E2EFDA" w:val="clear"/>
-        <w:spacing w:after="100" w:line="264"/>
-      </w:pPr>
-      <w:r>
-        <w:rPr>
-          <w:b/>
-          <w:bCs/>
-          <w:color w:val="375623"/>
-        </w:rPr>
-        <w:t xml:space="preserve">3. </w:t>
-      </w:r>
-      <w:r>
-        <w:rPr>
-          <w:b/>
-          <w:bCs/>
-        </w:rPr>
-        <w:t xml:space="preserve">① 데이터 구조가 바뀌어도 재컴파일 불필요</w:t>
-      </w:r>
-      <w:r>
-        <w:t xml:space="preserve">(데이터와 프로그램 분리), </w:t>
-      </w:r>
-      <w:r>
-        <w:rPr>
-          <w:b/>
-          <w:bCs/>
-        </w:rPr>
-        <w:t xml:space="preserve">② 동시 공유 가능</w:t>
-      </w:r>
-      <w:r>
-        <w:t xml:space="preserve">.</w:t>
-      </w:r>
-    </w:p>
-    <w:p>
-      <w:pPr>
-        <w:shd w:fill="E2EFDA" w:val="clear"/>
-        <w:spacing w:after="100" w:line="264"/>
-      </w:pPr>
-      <w:r>
-        <w:rPr>
-          <w:b/>
-          <w:bCs/>
-          <w:color w:val="375623"/>
-        </w:rPr>
-        <w:t xml:space="preserve">4. </w:t>
-      </w:r>
-      <w:r>
-        <w:rPr>
-          <w:b/>
-          <w:bCs/>
-        </w:rPr>
-        <w:t xml:space="preserve">외부</w:t>
-      </w:r>
-      <w:r>
-        <w:t xml:space="preserve">=일반 사용자·응용 프로그래머(</w:t>
-      </w:r>
-      <w:r>
-        <w:rPr>
-          <w:b/>
-          <w:bCs/>
-        </w:rPr>
-        <w:t xml:space="preserve">여러 개</w:t>
-      </w:r>
-      <w:r>
-        <w:t xml:space="preserve">), </w:t>
-      </w:r>
-      <w:r>
-        <w:rPr>
-          <w:b/>
-          <w:bCs/>
-        </w:rPr>
-        <w:t xml:space="preserve">개념</w:t>
-      </w:r>
-      <w:r>
-        <w:t xml:space="preserve">=DBA(</w:t>
-      </w:r>
-      <w:r>
-        <w:rPr>
-          <w:b/>
-          <w:bCs/>
-        </w:rPr>
-        <w:t xml:space="preserve">1개</w:t>
-      </w:r>
-      <w:r>
-        <w:t xml:space="preserve">), </w:t>
-      </w:r>
-      <w:r>
-        <w:rPr>
-          <w:b/>
-          <w:bCs/>
-        </w:rPr>
-        <w:t xml:space="preserve">내부</w:t>
-      </w:r>
-      <w:r>
-        <w:t xml:space="preserve">=DBMS(</w:t>
-      </w:r>
-      <w:r>
-        <w:rPr>
-          <w:b/>
-          <w:bCs/>
-        </w:rPr>
-        <w:t xml:space="preserve">1개</w:t>
-      </w:r>
-      <w:r>
-        <w:t xml:space="preserve">).</w:t>
-      </w:r>
-    </w:p>
-    <w:p>
-      <w:pPr>
-        <w:shd w:fill="E2EFDA" w:val="clear"/>
-        <w:spacing w:after="100" w:line="264"/>
-      </w:pPr>
-      <w:r>
-        <w:rPr>
-          <w:b/>
-          <w:bCs/>
-          <w:color w:val="375623"/>
-        </w:rPr>
-        <w:t xml:space="preserve">5. </w:t>
-      </w:r>
-      <w:r>
-        <w:rPr>
-          <w:b/>
-          <w:bCs/>
-        </w:rPr>
-        <w:t xml:space="preserve">논리적</w:t>
-      </w:r>
-      <w:r>
-        <w:t xml:space="preserve">=외부↔개념(개념이 바뀌어도 응용 프로그램 무영향), </w:t>
-      </w:r>
-      <w:r>
-        <w:rPr>
-          <w:b/>
-          <w:bCs/>
-        </w:rPr>
-        <w:t xml:space="preserve">물리적</w:t>
-      </w:r>
-      <w:r>
-        <w:t xml:space="preserve">=개념↔내부(저장장치가 바뀌어도 개념 스키마 무영향).</w:t>
-      </w:r>
-    </w:p>
-    <w:p>
-      <w:pPr>
-        <w:shd w:fill="E2EFDA" w:val="clear"/>
-        <w:spacing w:after="100" w:line="264"/>
-      </w:pPr>
-      <w:r>
-        <w:rPr>
-          <w:b/>
-          <w:bCs/>
-          <w:color w:val="375623"/>
-        </w:rPr>
-        <w:t xml:space="preserve">6. </w:t>
-      </w:r>
-      <w:r>
-        <w:rPr>
-          <w:b/>
-          <w:bCs/>
-        </w:rPr>
-        <w:t xml:space="preserve">외부/개념 매핑</w:t>
-      </w:r>
-      <w:r>
-        <w:t xml:space="preserve">(외부↔개념)과 </w:t>
-      </w:r>
-      <w:r>
-        <w:rPr>
-          <w:b/>
-          <w:bCs/>
-        </w:rPr>
-        <w:t xml:space="preserve">개념/내부 매핑</w:t>
-      </w:r>
-      <w:r>
-        <w:t xml:space="preserve">(개념↔내부 물리 저장).</w:t>
-      </w:r>
-    </w:p>
-    <w:p>
-      <w:pPr>
-        <w:spacing w:after="60"/>
-      </w:pPr>
-      <w:r>
-        <w:t xml:space="preserve"/>
-      </w:r>
-    </w:p>
     <w:tbl>
       <w:tblPr>
         <w:tblW w:type="dxa" w:w="9360"/>
